--- a/lesson-21.docx
+++ b/lesson-21.docx
@@ -4,24 +4,107 @@
   <w:body>
     <w:p>
       <w:pPr>
+        <w:rPr>
+          <w:lang w:val="ru-RU"/>
+        </w:rPr>
+      </w:pPr>
+      <w:r>
+        <w:rPr>
+          <w:lang w:val="ru-RU"/>
+        </w:rPr>
+        <w:t>#117. Первый тезис «Тетрафармакона» Эпикура («Богов бояться не надо») означает отказ от любой картины мира (мифологической, теологической, [около-]научной / модернистской), предполагающей жёсткую, единообразную структуру реальности и «фиксированное» место человека: «боги» – это не просто мифические существа, но они выполняют функцию, которая имеется в каждой картине мира, – задавать правила, базовые принципы, которые требуют неукоснительного соблюдения в рамках текущего миропорядка;</w:t>
+      </w:r>
+    </w:p>
+    <w:p>
+      <w:pPr>
+        <w:rPr>
+          <w:lang w:val="ru-RU"/>
+        </w:rPr>
+      </w:pPr>
+      <w:r>
+        <w:rPr>
+          <w:lang w:val="ru-RU"/>
+        </w:rPr>
+        <w:t>#118. Реабилитация удовольствия (хедонэ) у Эпикура как путь к атараксии: несмотря на то, что любое удовольствие – это отклонение от должных действий (катеконта), соответствующих подлинной модели реальности, «удовольствие покоя» («хедонэ ката стематике»), которое не требует активного стремления, «борьбы с реальным положением вещей», почти всегда уже присутствует в человеческом опыте; вывод – отклонение (паренклисис / clinamen) является фундаментальной характеристикой самой реальности;</w:t>
+      </w:r>
+    </w:p>
+    <w:p>
+      <w:pPr>
+        <w:rPr>
+          <w:lang w:val="ru-RU"/>
+        </w:rPr>
+      </w:pPr>
+      <w:r>
+        <w:rPr>
+          <w:lang w:val="ru-RU"/>
+        </w:rPr>
+        <w:t>#119. Чтобы мыслить реальность, которая непрерывно «отклоняется», нарушает собственные правила, необходимо отказаться от её унифицированной модели – и рассматривать реальность как исходную множественность, «элементы» которой обладают полной автономией и способностью спонтанно отклоняться, самопроизвольно менять траекторию движения относительно друг друга;</w:t>
+      </w:r>
+    </w:p>
+    <w:p>
+      <w:pPr>
+        <w:rPr>
+          <w:lang w:val="ru-RU"/>
+        </w:rPr>
+      </w:pPr>
+      <w:r>
+        <w:rPr>
+          <w:lang w:val="ru-RU"/>
+        </w:rPr>
+        <w:t>#120. Рождение «атомистической гипотезы»: существуют бесчисленные материальные частицы – «атомы» («неделимые») – движущиеся в бесконечной Пустоте (Кенон / Inane): они образуют временные комбинации (foedus), но Пустота всегда разделяет их, не позволяя им слиться в завершённую целостность, – это исключает возможность говорить об универсальной структуре / устройстве реальности;</w:t>
+      </w:r>
+    </w:p>
+    <w:p>
+      <w:pPr>
+        <w:rPr>
+          <w:lang w:val="ru-RU"/>
+        </w:rPr>
+      </w:pPr>
+      <w:r>
+        <w:rPr>
+          <w:lang w:val="ru-RU"/>
+        </w:rPr>
+        <w:t>#121. Спонтанное отклонение (паренклисис / clinamen) «атомов» объясняет возможность «удовольствий покоя», для которых не требуется активных действий, – ибо они принадлежат самой «атомизированной» реальности;</w:t>
+      </w:r>
+    </w:p>
+    <w:p>
+      <w:pPr>
+        <w:rPr>
+          <w:lang w:val="ru-RU"/>
+        </w:rPr>
+      </w:pPr>
+      <w:r>
+        <w:rPr>
+          <w:lang w:val="ru-RU"/>
+        </w:rPr>
+        <w:t xml:space="preserve">#122. «Атомизм» Эпикура не имеет никакого (!) отношения к современной физике элементарных частиц – не является её наброском или ранней наивной версией: его цель – преодоление глубинных страхов, которые связаны с безысходностью, неотвратимым и неумолимым «ходом вещей», что может выражаться как в Жребии / Судьбе (Миф), так и в Божественном Промысле (Монотеизм) или Законах природы (Модерн); </w:t>
+      </w:r>
+    </w:p>
+    <w:p>
+      <w:pPr>
+        <w:rPr>
+          <w:lang w:val="ru-RU"/>
+        </w:rPr>
+      </w:pPr>
+      <w:r>
+        <w:rPr>
+          <w:lang w:val="ru-RU"/>
+        </w:rPr>
+        <w:t>#123. «Атомизм» – это освобождение от неизбежности, единственной / предопределённой цепи событий: каждая «картина мира» – только одна из возможных комбинаций атомов, отделённая пустотой от других комбинаций; всегда есть альтернатива / «второй шанс» – не как надежда на чудесное спасение, а как логический вывод из знания «природы вещей» (“rerum natura”).</w:t>
+      </w:r>
+    </w:p>
+    <w:p>
+      <w:pPr>
         <w:pStyle w:val="Heading2"/>
         <w:rPr>
           <w:lang w:val="ru-RU"/>
         </w:rPr>
       </w:pPr>
-      <w:proofErr w:type="spellStart"/>
-      <w:r>
-        <w:rPr>
-          <w:lang w:val="ru-RU"/>
-        </w:rPr>
-        <w:t>Тетрафармакон</w:t>
-      </w:r>
-      <w:proofErr w:type="spellEnd"/>
-      <w:r>
-        <w:rPr>
-          <w:lang w:val="ru-RU"/>
-        </w:rPr>
-        <w:t xml:space="preserve"> Эпикура</w:t>
+      <w:r>
+        <w:rPr>
+          <w:lang w:val="ru-RU"/>
+        </w:rPr>
+        <w:t>Тетрафармакон Эпикура</w:t>
       </w:r>
     </w:p>
     <w:p>
@@ -101,86 +184,8 @@
           <w:sz w:val="24"/>
           <w:szCs w:val="24"/>
         </w:rPr>
-        <w:t>«</w:t>
-      </w:r>
-      <w:proofErr w:type="spellStart"/>
-      <w:r>
-        <w:rPr>
-          <w:rFonts w:ascii="Times New Roman" w:hAnsi="Times New Roman" w:cs="Times New Roman"/>
-          <w:b/>
-          <w:bCs/>
-          <w:sz w:val="24"/>
-          <w:szCs w:val="24"/>
-        </w:rPr>
-        <w:t>Богов</w:t>
-      </w:r>
-      <w:proofErr w:type="spellEnd"/>
-      <w:r>
-        <w:rPr>
-          <w:rFonts w:ascii="Times New Roman" w:hAnsi="Times New Roman" w:cs="Times New Roman"/>
-          <w:b/>
-          <w:bCs/>
-          <w:sz w:val="24"/>
-          <w:szCs w:val="24"/>
-        </w:rPr>
-        <w:t xml:space="preserve">» </w:t>
-      </w:r>
-      <w:proofErr w:type="spellStart"/>
-      <w:r>
-        <w:rPr>
-          <w:rFonts w:ascii="Times New Roman" w:hAnsi="Times New Roman" w:cs="Times New Roman"/>
-          <w:b/>
-          <w:bCs/>
-          <w:sz w:val="24"/>
-          <w:szCs w:val="24"/>
-        </w:rPr>
-        <w:t>бояться</w:t>
-      </w:r>
-      <w:proofErr w:type="spellEnd"/>
-      <w:r>
-        <w:rPr>
-          <w:rFonts w:ascii="Times New Roman" w:hAnsi="Times New Roman" w:cs="Times New Roman"/>
-          <w:b/>
-          <w:bCs/>
-          <w:sz w:val="24"/>
-          <w:szCs w:val="24"/>
-        </w:rPr>
-        <w:t xml:space="preserve"> </w:t>
-      </w:r>
-      <w:proofErr w:type="spellStart"/>
-      <w:r>
-        <w:rPr>
-          <w:rFonts w:ascii="Times New Roman" w:hAnsi="Times New Roman" w:cs="Times New Roman"/>
-          <w:b/>
-          <w:bCs/>
-          <w:sz w:val="24"/>
-          <w:szCs w:val="24"/>
-        </w:rPr>
-        <w:t>не</w:t>
-      </w:r>
-      <w:proofErr w:type="spellEnd"/>
-      <w:r>
-        <w:rPr>
-          <w:rFonts w:ascii="Times New Roman" w:hAnsi="Times New Roman" w:cs="Times New Roman"/>
-          <w:b/>
-          <w:bCs/>
-          <w:sz w:val="24"/>
-          <w:szCs w:val="24"/>
-        </w:rPr>
-        <w:t xml:space="preserve"> </w:t>
-      </w:r>
-      <w:proofErr w:type="spellStart"/>
-      <w:r>
-        <w:rPr>
-          <w:rFonts w:ascii="Times New Roman" w:hAnsi="Times New Roman" w:cs="Times New Roman"/>
-          <w:b/>
-          <w:bCs/>
-          <w:sz w:val="24"/>
-          <w:szCs w:val="24"/>
-        </w:rPr>
-        <w:t>надо</w:t>
-      </w:r>
-      <w:proofErr w:type="spellEnd"/>
+        <w:t>«Богов» бояться не надо</w:t>
+      </w:r>
     </w:p>
     <w:p>
       <w:pPr>
@@ -196,7 +201,6 @@
           <w:szCs w:val="24"/>
         </w:rPr>
       </w:pPr>
-      <w:proofErr w:type="spellStart"/>
       <w:r>
         <w:rPr>
           <w:rFonts w:ascii="Times New Roman" w:hAnsi="Times New Roman" w:cs="Times New Roman"/>
@@ -205,75 +209,8 @@
           <w:sz w:val="24"/>
           <w:szCs w:val="24"/>
         </w:rPr>
-        <w:t>Смерти</w:t>
-      </w:r>
-      <w:proofErr w:type="spellEnd"/>
-      <w:r>
-        <w:rPr>
-          <w:rFonts w:ascii="Times New Roman" w:hAnsi="Times New Roman" w:cs="Times New Roman"/>
-          <w:b/>
-          <w:bCs/>
-          <w:sz w:val="24"/>
-          <w:szCs w:val="24"/>
-        </w:rPr>
-        <w:t xml:space="preserve"> </w:t>
-      </w:r>
-      <w:proofErr w:type="spellStart"/>
-      <w:r>
-        <w:rPr>
-          <w:rFonts w:ascii="Times New Roman" w:hAnsi="Times New Roman" w:cs="Times New Roman"/>
-          <w:b/>
-          <w:bCs/>
-          <w:sz w:val="24"/>
-          <w:szCs w:val="24"/>
-        </w:rPr>
-        <w:t>бояться</w:t>
-      </w:r>
-      <w:proofErr w:type="spellEnd"/>
-      <w:r>
-        <w:rPr>
-          <w:rFonts w:ascii="Times New Roman" w:hAnsi="Times New Roman" w:cs="Times New Roman"/>
-          <w:b/>
-          <w:bCs/>
-          <w:sz w:val="24"/>
-          <w:szCs w:val="24"/>
-        </w:rPr>
-        <w:t xml:space="preserve"> </w:t>
-      </w:r>
-      <w:proofErr w:type="spellStart"/>
-      <w:r>
-        <w:rPr>
-          <w:rFonts w:ascii="Times New Roman" w:hAnsi="Times New Roman" w:cs="Times New Roman"/>
-          <w:b/>
-          <w:bCs/>
-          <w:sz w:val="24"/>
-          <w:szCs w:val="24"/>
-        </w:rPr>
-        <w:t>не</w:t>
-      </w:r>
-      <w:proofErr w:type="spellEnd"/>
-      <w:r>
-        <w:rPr>
-          <w:rFonts w:ascii="Times New Roman" w:hAnsi="Times New Roman" w:cs="Times New Roman"/>
-          <w:b/>
-          <w:bCs/>
-          <w:sz w:val="24"/>
-          <w:szCs w:val="24"/>
-        </w:rPr>
-        <w:t xml:space="preserve"> </w:t>
-      </w:r>
-      <w:proofErr w:type="spellStart"/>
-      <w:r>
-        <w:rPr>
-          <w:rFonts w:ascii="Times New Roman" w:hAnsi="Times New Roman" w:cs="Times New Roman"/>
-          <w:b/>
-          <w:bCs/>
-          <w:sz w:val="24"/>
-          <w:szCs w:val="24"/>
-        </w:rPr>
-        <w:t>надо</w:t>
-      </w:r>
-      <w:proofErr w:type="spellEnd"/>
+        <w:t>Смерти бояться не надо</w:t>
+      </w:r>
     </w:p>
     <w:p>
       <w:pPr>
@@ -289,7 +226,6 @@
           <w:szCs w:val="24"/>
         </w:rPr>
       </w:pPr>
-      <w:proofErr w:type="spellStart"/>
       <w:r>
         <w:rPr>
           <w:rFonts w:ascii="Times New Roman" w:hAnsi="Times New Roman" w:cs="Times New Roman"/>
@@ -298,53 +234,8 @@
           <w:sz w:val="24"/>
           <w:szCs w:val="24"/>
         </w:rPr>
-        <w:t>Благо</w:t>
-      </w:r>
-      <w:proofErr w:type="spellEnd"/>
-      <w:r>
-        <w:rPr>
-          <w:rFonts w:ascii="Times New Roman" w:hAnsi="Times New Roman" w:cs="Times New Roman"/>
-          <w:b/>
-          <w:bCs/>
-          <w:sz w:val="24"/>
-          <w:szCs w:val="24"/>
-        </w:rPr>
-        <w:t xml:space="preserve"> </w:t>
-      </w:r>
-      <w:proofErr w:type="spellStart"/>
-      <w:r>
-        <w:rPr>
-          <w:rFonts w:ascii="Times New Roman" w:hAnsi="Times New Roman" w:cs="Times New Roman"/>
-          <w:b/>
-          <w:bCs/>
-          <w:sz w:val="24"/>
-          <w:szCs w:val="24"/>
-        </w:rPr>
-        <w:t>легко</w:t>
-      </w:r>
-      <w:proofErr w:type="spellEnd"/>
-      <w:r>
-        <w:rPr>
-          <w:rFonts w:ascii="Times New Roman" w:hAnsi="Times New Roman" w:cs="Times New Roman"/>
-          <w:b/>
-          <w:bCs/>
-          <w:sz w:val="24"/>
-          <w:szCs w:val="24"/>
-        </w:rPr>
-        <w:t xml:space="preserve"> </w:t>
-      </w:r>
-      <w:proofErr w:type="spellStart"/>
-      <w:r>
-        <w:rPr>
-          <w:rFonts w:ascii="Times New Roman" w:hAnsi="Times New Roman" w:cs="Times New Roman"/>
-          <w:b/>
-          <w:bCs/>
-          <w:sz w:val="24"/>
-          <w:szCs w:val="24"/>
-        </w:rPr>
-        <w:t>достижимо</w:t>
-      </w:r>
-      <w:proofErr w:type="spellEnd"/>
+        <w:t>Благо легко достижимо</w:t>
+      </w:r>
     </w:p>
     <w:p>
       <w:pPr>
@@ -360,7 +251,6 @@
           <w:szCs w:val="24"/>
         </w:rPr>
       </w:pPr>
-      <w:proofErr w:type="spellStart"/>
       <w:r>
         <w:rPr>
           <w:rFonts w:ascii="Times New Roman" w:hAnsi="Times New Roman" w:cs="Times New Roman"/>
@@ -369,53 +259,9 @@
           <w:sz w:val="24"/>
           <w:szCs w:val="24"/>
         </w:rPr>
-        <w:t>Страдание</w:t>
-      </w:r>
-      <w:proofErr w:type="spellEnd"/>
-      <w:r>
-        <w:rPr>
-          <w:rFonts w:ascii="Times New Roman" w:hAnsi="Times New Roman" w:cs="Times New Roman"/>
-          <w:b/>
-          <w:bCs/>
-          <w:sz w:val="24"/>
-          <w:szCs w:val="24"/>
-        </w:rPr>
-        <w:t xml:space="preserve"> </w:t>
-      </w:r>
-      <w:proofErr w:type="spellStart"/>
-      <w:r>
-        <w:rPr>
-          <w:rFonts w:ascii="Times New Roman" w:hAnsi="Times New Roman" w:cs="Times New Roman"/>
-          <w:b/>
-          <w:bCs/>
-          <w:sz w:val="24"/>
-          <w:szCs w:val="24"/>
-        </w:rPr>
-        <w:t>легко</w:t>
-      </w:r>
-      <w:proofErr w:type="spellEnd"/>
-      <w:r>
-        <w:rPr>
-          <w:rFonts w:ascii="Times New Roman" w:hAnsi="Times New Roman" w:cs="Times New Roman"/>
-          <w:b/>
-          <w:bCs/>
-          <w:sz w:val="24"/>
-          <w:szCs w:val="24"/>
-        </w:rPr>
-        <w:t xml:space="preserve"> </w:t>
-      </w:r>
-      <w:proofErr w:type="spellStart"/>
-      <w:r>
-        <w:rPr>
-          <w:rFonts w:ascii="Times New Roman" w:hAnsi="Times New Roman" w:cs="Times New Roman"/>
-          <w:b/>
-          <w:bCs/>
-          <w:sz w:val="24"/>
-          <w:szCs w:val="24"/>
-        </w:rPr>
-        <w:t>перенести</w:t>
-      </w:r>
-      <w:proofErr w:type="spellEnd"/>
+        <w:lastRenderedPageBreak/>
+        <w:t>Страдание легко перенести</w:t>
+      </w:r>
     </w:p>
     <w:p>
       <w:pPr>
@@ -531,7 +377,6 @@
         </w:rPr>
         <w:t xml:space="preserve">очему-то большинство людей отклоняются от </w:t>
       </w:r>
-      <w:proofErr w:type="spellStart"/>
       <w:r>
         <w:rPr>
           <w:rFonts w:ascii="Times New Roman" w:hAnsi="Times New Roman" w:cs="Times New Roman"/>
@@ -542,7 +387,6 @@
         </w:rPr>
         <w:t>катеконты</w:t>
       </w:r>
-      <w:proofErr w:type="spellEnd"/>
       <w:r>
         <w:rPr>
           <w:rFonts w:ascii="Times New Roman" w:hAnsi="Times New Roman" w:cs="Times New Roman"/>
@@ -608,7 +452,6 @@
         </w:rPr>
         <w:t xml:space="preserve"> даже отдаваясь страсти! Отклонившись от линии </w:t>
       </w:r>
-      <w:proofErr w:type="spellStart"/>
       <w:r>
         <w:rPr>
           <w:rFonts w:ascii="Times New Roman" w:hAnsi="Times New Roman" w:cs="Times New Roman"/>
@@ -619,7 +462,6 @@
         </w:rPr>
         <w:t>катеконты</w:t>
       </w:r>
-      <w:proofErr w:type="spellEnd"/>
       <w:r>
         <w:rPr>
           <w:rFonts w:ascii="Times New Roman" w:hAnsi="Times New Roman" w:cs="Times New Roman"/>
@@ -629,7 +471,6 @@
         </w:rPr>
         <w:t xml:space="preserve"> и испытывая непрерывное удовольствие от </w:t>
       </w:r>
-      <w:proofErr w:type="spellStart"/>
       <w:r>
         <w:rPr>
           <w:rFonts w:ascii="Times New Roman" w:hAnsi="Times New Roman" w:cs="Times New Roman"/>
@@ -641,7 +482,6 @@
         </w:rPr>
         <w:t>стасиса</w:t>
       </w:r>
-      <w:proofErr w:type="spellEnd"/>
       <w:r>
         <w:rPr>
           <w:rFonts w:ascii="Times New Roman" w:hAnsi="Times New Roman" w:cs="Times New Roman"/>
@@ -678,19 +518,8 @@
           <w:szCs w:val="24"/>
           <w:lang w:val="ru-RU"/>
         </w:rPr>
-        <w:t>πα</w:t>
-      </w:r>
-      <w:proofErr w:type="spellStart"/>
-      <w:r>
-        <w:rPr>
-          <w:rFonts w:ascii="Times New Roman" w:hAnsi="Times New Roman" w:cs="Times New Roman"/>
-          <w:sz w:val="24"/>
-          <w:szCs w:val="24"/>
-          <w:lang w:val="ru-RU"/>
-        </w:rPr>
-        <w:t>ρέγκλισις</w:t>
-      </w:r>
-      <w:proofErr w:type="spellEnd"/>
+        <w:t>παρέγκλισις</w:t>
+      </w:r>
       <w:r>
         <w:rPr>
           <w:rFonts w:ascii="Times New Roman" w:hAnsi="Times New Roman" w:cs="Times New Roman"/>
@@ -709,7 +538,6 @@
         </w:rPr>
         <w:t>[</w:t>
       </w:r>
-      <w:proofErr w:type="spellStart"/>
       <w:r>
         <w:rPr>
           <w:rFonts w:ascii="Times New Roman" w:hAnsi="Times New Roman" w:cs="Times New Roman"/>
@@ -720,7 +548,6 @@
         </w:rPr>
         <w:t>паренклесис</w:t>
       </w:r>
-      <w:proofErr w:type="spellEnd"/>
       <w:r>
         <w:rPr>
           <w:rFonts w:ascii="Times New Roman" w:hAnsi="Times New Roman" w:cs="Times New Roman"/>
@@ -1269,17 +1096,7 @@
           <w:szCs w:val="24"/>
           <w:lang w:val="ru-RU"/>
         </w:rPr>
-        <w:t xml:space="preserve"> не могут складываться в единое, а значит и нет чего-то эталонного, что могло бы </w:t>
-      </w:r>
-      <w:r>
-        <w:rPr>
-          <w:rFonts w:ascii="Times New Roman" w:hAnsi="Times New Roman" w:cs="Times New Roman"/>
-          <w:sz w:val="24"/>
-          <w:szCs w:val="24"/>
-          <w:lang w:val="ru-RU"/>
-        </w:rPr>
-        <w:lastRenderedPageBreak/>
-        <w:t xml:space="preserve">изменяться, а значит, имеет место только </w:t>
+        <w:t xml:space="preserve"> не могут складываться в единое, а значит и нет чего-то эталонного, что могло бы изменяться, а значит, имеет место только </w:t>
       </w:r>
       <w:r>
         <w:rPr>
@@ -1341,7 +1158,6 @@
         </w:rPr>
         <w:t xml:space="preserve"> атомов объясняются также все наши ментальные переживания; тот факт, что мы можем войти в состояние атараксии, получая удовольствие от </w:t>
       </w:r>
-      <w:proofErr w:type="spellStart"/>
       <w:r>
         <w:rPr>
           <w:rFonts w:ascii="Times New Roman" w:hAnsi="Times New Roman" w:cs="Times New Roman"/>
@@ -1352,7 +1168,6 @@
         </w:rPr>
         <w:t>стасиса</w:t>
       </w:r>
-      <w:proofErr w:type="spellEnd"/>
       <w:r>
         <w:rPr>
           <w:rFonts w:ascii="Times New Roman" w:hAnsi="Times New Roman" w:cs="Times New Roman"/>
@@ -1394,16 +1209,8 @@
         <w:rPr>
           <w:lang w:val="ru-RU"/>
         </w:rPr>
-        <w:t xml:space="preserve">Почему Эпикура и его атомы нельзя называть </w:t>
-      </w:r>
-      <w:proofErr w:type="spellStart"/>
-      <w:r>
-        <w:rPr>
-          <w:lang w:val="ru-RU"/>
-        </w:rPr>
-        <w:t>недонаукой</w:t>
-      </w:r>
-      <w:proofErr w:type="spellEnd"/>
+        <w:t>Почему Эпикура и его атомы нельзя называть недонаукой</w:t>
+      </w:r>
     </w:p>
     <w:p>
       <w:pPr>
@@ -1421,7 +1228,17 @@
           <w:szCs w:val="24"/>
           <w:lang w:val="ru-RU"/>
         </w:rPr>
-        <w:t>Во-первых потому, что это не имеет отношения к современной науке вообще. Нельзя считать физику Эпикура ранним наброском атомизма. Что же на самом деле говорит Эпикур своей моделью реальности и в чем же состоит тот скандал, который им был спровоцирован? Все дело в том, что у Эпикура в принципе нет «реальности» со «структурой»: реальностью должна была быть целостная модель с законами, тогда как у Эпикура нет законов и нет целостности, а какая-либо структура у него невозможна из-за случайного хаотического отклонения атомов.</w:t>
+        <w:t xml:space="preserve">Во-первых потому, что это не имеет отношения к современной науке вообще. Нельзя считать физику Эпикура ранним наброском атомизма. Что же на самом деле говорит </w:t>
+      </w:r>
+      <w:r>
+        <w:rPr>
+          <w:rFonts w:ascii="Times New Roman" w:hAnsi="Times New Roman" w:cs="Times New Roman"/>
+          <w:sz w:val="24"/>
+          <w:szCs w:val="24"/>
+          <w:lang w:val="ru-RU"/>
+        </w:rPr>
+        <w:lastRenderedPageBreak/>
+        <w:t>Эпикур своей моделью реальности и в чем же состоит тот скандал, который им был спровоцирован? Все дело в том, что у Эпикура в принципе нет «реальности» со «структурой»: реальностью должна была быть целостная модель с законами, тогда как у Эпикура нет законов и нет целостности, а какая-либо структура у него невозможна из-за случайного хаотического отклонения атомов.</w:t>
       </w:r>
     </w:p>
     <w:p>
@@ -1465,21 +1282,8 @@
           <w:u w:val="single"/>
           <w:lang w:val="ru-RU"/>
         </w:rPr>
-        <w:t xml:space="preserve">Именно эта мысль связана с первым тезисом из </w:t>
-      </w:r>
-      <w:proofErr w:type="spellStart"/>
-      <w:r>
-        <w:rPr>
-          <w:rFonts w:ascii="Times New Roman" w:hAnsi="Times New Roman" w:cs="Times New Roman"/>
-          <w:iCs/>
-          <w:sz w:val="24"/>
-          <w:szCs w:val="24"/>
-          <w:u w:val="single"/>
-          <w:lang w:val="ru-RU"/>
-        </w:rPr>
-        <w:t>тетрафармакона</w:t>
-      </w:r>
-      <w:proofErr w:type="spellEnd"/>
+        <w:t>Именно эта мысль связана с первым тезисом из тетрафармакона</w:t>
+      </w:r>
       <w:r>
         <w:rPr>
           <w:rFonts w:ascii="Times New Roman" w:hAnsi="Times New Roman" w:cs="Times New Roman"/>
